--- a/az/stories/your-hand-at-work-your-hope-in-god.docx
+++ b/az/stories/your-hand-at-work-your-hope-in-god.docx
@@ -56,10 +56,7 @@
         </w:rPr>
       </w:pPr>
       <w:r>
-        <w:rPr>
-          <w:lang/>
-        </w:rPr>
-        <w:t>Bir gün yenə səhrada ibadətlə məşğul ikən gözü bir tülküyə sataşır. Tülkünün ayaqları şikəst imiş, sürünə-sürünə güclə irəliləyirmiş. Dərviş öz-özünə fikirləşir: "Görəsən, bu tülkü nə ilə dolanır? Vəhşi heyvanlar ov hesabına yaşayır, ov üçün isə iti ayaq gərəkdir. Bu biçarənin ayağı yoxdur. Görəsən, Allah bunun ruzisini haradan yetirir?"</w:t>
+        <w:t>Bir gün yenə səhrada ibadətlə məşğul ikən gözü bir tülküyə sataşır. Tülkünün ayaqları şikəst imiş, sürünə-sürünə güclə irəliləyirmiş. Dərviş öz-özünə fikirləşir: «Görəsən, bu tülkü nə ilə dolanır? Vəhşi heyvanlar ov hesabına yaşayır, ov üçün isə iti ayaq gərəkdir. Bu biçarənin ayağı yoxdur. Görəsən, Allah bunun ruzisini haradan yetirir?»</w:t>
       </w:r>
     </w:p>
     <w:p>
@@ -82,10 +79,7 @@
         </w:rPr>
       </w:pPr>
       <w:r>
-        <w:rPr>
-          <w:lang/>
-        </w:rPr>
-        <w:t>Dərviş bu işə mat qalır. Aslanın əli ilə tülküyə ruzi yetirən Allaha həmd edir. Sonra ağlına belə bir fikir gəlir: "Madam ki, bu tülkü heç nə etmədən ruzisini tapır, Allah-təala mənim ruzimi niyə yetirməsin? Mən ibadətə ayıracağım saatları kəsib işə sərf edirəm. Halbuki həmin saatlarda da Rəbbimə ibadət edib savab qazana bilərəm. Bundan sonra işləməyəcəyəm. Şikəst tülkünün yemini aslanın ayağına göndərən Allah mənim də ruzimi bir yolla yetirər."</w:t>
+        <w:t>Dərviş bu işə mat qalır. Aslanın əli ilə tülküyə ruzi yetirən Allaha həmd edir. Sonra ağlına belə bir fikir gəlir: «Madam ki, bu tülkü heç nə etmədən ruzisini tapır, Allah-təala mənim ruzimi niyə yetirməsin? Mən ibadətə ayıracağım saatları kəsib işə sərf edirəm. Halbuki həmin saatlarda da Rəbbimə ibadət edib savab qazana bilərəm. Bundan sonra işləməyəcəyəm. Şikəst tülkünün yemini aslanın ayağına göndərən Allah mənim də ruzimi bir yolla yetirər.»</w:t>
       </w:r>
     </w:p>
     <w:p>
